--- a/scripts/word-smart-doc-test-data/gov-template.docx
+++ b/scripts/word-smart-doc-test-data/gov-template.docx
@@ -432,6 +432,10 @@
     <w:name w:val="Normal"/>
     <w:qFormat/>
     <w:rsid w:val="00FC693F"/>
+    <w:rPr>
+      <w:rFonts w:ascii="仿宋_GB2312" w:hAnsi="仿宋_GB2312" w:eastAsia="仿宋_GB2312"/>
+      <w:sz w:val="32"/>
+    </w:rPr>
   </w:style>
   <w:style w:type="paragraph" w:styleId="Header">
     <w:name w:val="header"/>
